--- a/static/templates/medical_examination_template_kaz.docx
+++ b/static/templates/medical_examination_template_kaz.docx
@@ -1986,68 +1986,14 @@
                 <w:szCs w:val="20"/>
                 <w:lang w:val="en-GB"/>
               </w:rPr>
-              <w:t xml:space="preserve">}} </w:t>
+              <w:t>}}</w:t>
             </w:r>
             <w:proofErr w:type="spellStart"/>
-            <w:r>
-              <w:rPr>
-                <w:rFonts w:ascii="Times New Roman" w:hAnsi="Times New Roman" w:cs="Times New Roman"/>
-                <w:sz w:val="20"/>
-                <w:szCs w:val="20"/>
-                <w:lang w:val="en-GB"/>
-              </w:rPr>
-              <w:t>подписал</w:t>
-            </w:r>
             <w:proofErr w:type="spellEnd"/>
-            <w:r>
-              <w:rPr>
-                <w:rFonts w:ascii="Times New Roman" w:hAnsi="Times New Roman" w:cs="Times New Roman"/>
-                <w:sz w:val="20"/>
-                <w:szCs w:val="20"/>
-                <w:lang w:val="en-GB"/>
-              </w:rPr>
-              <w:t xml:space="preserve">(а) </w:t>
-            </w:r>
             <w:proofErr w:type="spellStart"/>
-            <w:r>
-              <w:rPr>
-                <w:rFonts w:ascii="Times New Roman" w:hAnsi="Times New Roman" w:cs="Times New Roman"/>
-                <w:sz w:val="20"/>
-                <w:szCs w:val="20"/>
-                <w:lang w:val="en-GB"/>
-              </w:rPr>
-              <w:t>от</w:t>
-            </w:r>
             <w:proofErr w:type="spellEnd"/>
-            <w:r>
-              <w:rPr>
-                <w:rFonts w:ascii="Times New Roman" w:hAnsi="Times New Roman" w:cs="Times New Roman"/>
-                <w:sz w:val="20"/>
-                <w:szCs w:val="20"/>
-                <w:lang w:val="en-GB"/>
-              </w:rPr>
-              <w:t xml:space="preserve"> {{</w:t>
-            </w:r>
             <w:proofErr w:type="spellStart"/>
-            <w:r>
-              <w:rPr>
-                <w:rFonts w:ascii="Times New Roman" w:hAnsi="Times New Roman" w:cs="Times New Roman"/>
-                <w:sz w:val="20"/>
-                <w:szCs w:val="20"/>
-                <w:lang w:val="en-GB"/>
-              </w:rPr>
-              <w:t>signing_date</w:t>
-            </w:r>
             <w:proofErr w:type="spellEnd"/>
-            <w:r>
-              <w:rPr>
-                <w:rFonts w:ascii="Times New Roman" w:hAnsi="Times New Roman" w:cs="Times New Roman"/>
-                <w:sz w:val="20"/>
-                <w:szCs w:val="20"/>
-                <w:lang w:val="en-GB"/>
-              </w:rPr>
-              <w:t>}}</w:t>
-            </w:r>
           </w:p>
         </w:tc>
         <w:tc>
@@ -2111,68 +2057,14 @@
                 <w:szCs w:val="20"/>
                 <w:lang w:val="en-GB"/>
               </w:rPr>
-              <w:t xml:space="preserve">}} </w:t>
+              <w:t>}}</w:t>
             </w:r>
             <w:proofErr w:type="spellStart"/>
-            <w:r>
-              <w:rPr>
-                <w:rFonts w:ascii="Times New Roman" w:hAnsi="Times New Roman" w:cs="Times New Roman"/>
-                <w:sz w:val="20"/>
-                <w:szCs w:val="20"/>
-                <w:lang w:val="en-GB"/>
-              </w:rPr>
-              <w:t>подписал</w:t>
-            </w:r>
             <w:proofErr w:type="spellEnd"/>
-            <w:r>
-              <w:rPr>
-                <w:rFonts w:ascii="Times New Roman" w:hAnsi="Times New Roman" w:cs="Times New Roman"/>
-                <w:sz w:val="20"/>
-                <w:szCs w:val="20"/>
-                <w:lang w:val="en-GB"/>
-              </w:rPr>
-              <w:t xml:space="preserve">(а) </w:t>
-            </w:r>
             <w:proofErr w:type="spellStart"/>
-            <w:r>
-              <w:rPr>
-                <w:rFonts w:ascii="Times New Roman" w:hAnsi="Times New Roman" w:cs="Times New Roman"/>
-                <w:sz w:val="20"/>
-                <w:szCs w:val="20"/>
-                <w:lang w:val="en-GB"/>
-              </w:rPr>
-              <w:t>от</w:t>
-            </w:r>
             <w:proofErr w:type="spellEnd"/>
-            <w:r>
-              <w:rPr>
-                <w:rFonts w:ascii="Times New Roman" w:hAnsi="Times New Roman" w:cs="Times New Roman"/>
-                <w:sz w:val="20"/>
-                <w:szCs w:val="20"/>
-                <w:lang w:val="en-GB"/>
-              </w:rPr>
-              <w:t xml:space="preserve"> {{</w:t>
-            </w:r>
             <w:proofErr w:type="spellStart"/>
-            <w:r>
-              <w:rPr>
-                <w:rFonts w:ascii="Times New Roman" w:hAnsi="Times New Roman" w:cs="Times New Roman"/>
-                <w:sz w:val="20"/>
-                <w:szCs w:val="20"/>
-                <w:lang w:val="en-GB"/>
-              </w:rPr>
-              <w:t>signing_date</w:t>
-            </w:r>
             <w:proofErr w:type="spellEnd"/>
-            <w:r>
-              <w:rPr>
-                <w:rFonts w:ascii="Times New Roman" w:hAnsi="Times New Roman" w:cs="Times New Roman"/>
-                <w:sz w:val="20"/>
-                <w:szCs w:val="20"/>
-                <w:lang w:val="en-GB"/>
-              </w:rPr>
-              <w:t>}}</w:t>
-            </w:r>
           </w:p>
         </w:tc>
         <w:tc>
@@ -2361,1549 +2253,14 @@
               </w:rPr>
               <w:t>) {% endif %}</w:t>
             </w:r>
-            <w:r>
-              <w:rPr>
-                <w:rFonts w:ascii="Times New Roman" w:hAnsi="Times New Roman" w:cs="Times New Roman"/>
-                <w:sz w:val="20"/>
-                <w:szCs w:val="20"/>
-                <w:lang w:val="en-GB"/>
-              </w:rPr>
-              <w:t xml:space="preserve"> </w:t>
-            </w:r>
             <w:proofErr w:type="spellStart"/>
-            <w:r>
-              <w:rPr>
-                <w:rFonts w:ascii="Times New Roman" w:hAnsi="Times New Roman" w:cs="Times New Roman"/>
-                <w:sz w:val="20"/>
-                <w:szCs w:val="20"/>
-                <w:lang w:val="en-GB"/>
-              </w:rPr>
-              <w:t>от</w:t>
-            </w:r>
             <w:proofErr w:type="spellEnd"/>
-            <w:r>
-              <w:rPr>
-                <w:rFonts w:ascii="Times New Roman" w:hAnsi="Times New Roman" w:cs="Times New Roman"/>
-                <w:sz w:val="20"/>
-                <w:szCs w:val="20"/>
-                <w:lang w:val="en-GB"/>
-              </w:rPr>
-              <w:t xml:space="preserve"> {{</w:t>
-            </w:r>
             <w:proofErr w:type="spellStart"/>
-            <w:r>
-              <w:rPr>
-                <w:rFonts w:ascii="Times New Roman" w:hAnsi="Times New Roman" w:cs="Times New Roman"/>
-                <w:sz w:val="20"/>
-                <w:szCs w:val="20"/>
-                <w:lang w:val="en-GB"/>
-              </w:rPr>
-              <w:t>signing_date</w:t>
-            </w:r>
             <w:proofErr w:type="spellEnd"/>
-            <w:r>
-              <w:rPr>
-                <w:rFonts w:ascii="Times New Roman" w:hAnsi="Times New Roman" w:cs="Times New Roman"/>
-                <w:sz w:val="20"/>
-                <w:szCs w:val="20"/>
-                <w:lang w:val="en-GB"/>
-              </w:rPr>
-              <w:t>}}</w:t>
-            </w:r>
-          </w:p>
-        </w:tc>
-      </w:tr>
-      <w:tr>
-        <w:tc>
-          <w:tcPr>
-            <w:tcW w:w="2840" w:type="dxa"/>
-          </w:tcPr>
-          <w:p>
-            <w:pPr>
-              <w:rPr>
-                <w:rFonts w:ascii="Times New Roman" w:eastAsia="Times New Roman" w:hAnsi="Times New Roman" w:cs="Times New Roman"/>
-                <w:color w:val="000000"/>
-                <w:sz w:val="20"/>
-                <w:szCs w:val="20"/>
-                <w:lang w:val="en-GB" w:eastAsia="ru-RU"/>
-              </w:rPr>
-            </w:pPr>
-            <w:r>
-              <w:rPr>
-                <w:rFonts w:ascii="Times New Roman" w:hAnsi="Times New Roman" w:cs="Times New Roman"/>
-                <w:sz w:val="20"/>
-                <w:szCs w:val="20"/>
-                <w:lang w:val="en-GB"/>
-              </w:rPr>
-              <w:t>{% if qr1__insert %} {{qr1__insert[</w:t>
-            </w:r>
-            <w:proofErr w:type="gramStart"/>
-            <w:r>
-              <w:rPr>
-                <w:rFonts w:ascii="Times New Roman" w:hAnsi="Times New Roman" w:cs="Times New Roman"/>
-                <w:sz w:val="20"/>
-                <w:szCs w:val="20"/>
-                <w:lang w:val="en-GB"/>
-              </w:rPr>
-              <w:t>0][</w:t>
-            </w:r>
-            <w:proofErr w:type="gramEnd"/>
-            <w:r>
-              <w:rPr>
-                <w:rFonts w:ascii="Times New Roman" w:hAnsi="Times New Roman" w:cs="Times New Roman"/>
-                <w:sz w:val="20"/>
-                <w:szCs w:val="20"/>
-                <w:lang w:val="en-GB"/>
-              </w:rPr>
-              <w:t>"</w:t>
-            </w:r>
-            <w:proofErr w:type="spellStart"/>
-            <w:r>
-              <w:rPr>
-                <w:rFonts w:ascii="Times New Roman" w:hAnsi="Times New Roman" w:cs="Times New Roman"/>
-                <w:sz w:val="20"/>
-                <w:szCs w:val="20"/>
-                <w:lang w:val="en-GB"/>
-              </w:rPr>
-              <w:t>img</w:t>
-            </w:r>
-            <w:proofErr w:type="spellEnd"/>
-            <w:r>
-              <w:rPr>
-                <w:rFonts w:ascii="Times New Roman" w:hAnsi="Times New Roman" w:cs="Times New Roman"/>
-                <w:sz w:val="20"/>
-                <w:szCs w:val="20"/>
-                <w:lang w:val="en-GB"/>
-              </w:rPr>
-              <w:t>"]}} {%endif%}</w:t>
-            </w:r>
-          </w:p>
-        </w:tc>
-        <w:tc>
-          <w:tcPr>
-            <w:tcW w:w="2950" w:type="dxa"/>
-          </w:tcPr>
-          <w:p>
-            <w:pPr>
-              <w:rPr>
-                <w:rFonts w:ascii="Times New Roman" w:eastAsia="Times New Roman" w:hAnsi="Times New Roman" w:cs="Times New Roman"/>
-                <w:color w:val="000000"/>
-                <w:sz w:val="20"/>
-                <w:szCs w:val="20"/>
-                <w:lang w:val="en-GB" w:eastAsia="ru-RU"/>
-              </w:rPr>
-            </w:pPr>
-            <w:r>
-              <w:rPr>
-                <w:rFonts w:ascii="Times New Roman" w:hAnsi="Times New Roman" w:cs="Times New Roman"/>
-                <w:sz w:val="20"/>
-                <w:szCs w:val="20"/>
-                <w:lang w:val="en-GB"/>
-              </w:rPr>
-              <w:t>{% if qr3__insert %} {{qr3__insert[</w:t>
-            </w:r>
-            <w:proofErr w:type="gramStart"/>
-            <w:r>
-              <w:rPr>
-                <w:rFonts w:ascii="Times New Roman" w:hAnsi="Times New Roman" w:cs="Times New Roman"/>
-                <w:sz w:val="20"/>
-                <w:szCs w:val="20"/>
-                <w:lang w:val="en-GB"/>
-              </w:rPr>
-              <w:t>0][</w:t>
-            </w:r>
-            <w:proofErr w:type="gramEnd"/>
-            <w:r>
-              <w:rPr>
-                <w:rFonts w:ascii="Times New Roman" w:hAnsi="Times New Roman" w:cs="Times New Roman"/>
-                <w:sz w:val="20"/>
-                <w:szCs w:val="20"/>
-                <w:lang w:val="en-GB"/>
-              </w:rPr>
-              <w:t>"</w:t>
-            </w:r>
-            <w:proofErr w:type="spellStart"/>
-            <w:r>
-              <w:rPr>
-                <w:rFonts w:ascii="Times New Roman" w:hAnsi="Times New Roman" w:cs="Times New Roman"/>
-                <w:sz w:val="20"/>
-                <w:szCs w:val="20"/>
-                <w:lang w:val="en-GB"/>
-              </w:rPr>
-              <w:t>img</w:t>
-            </w:r>
-            <w:proofErr w:type="spellEnd"/>
-            <w:r>
-              <w:rPr>
-                <w:rFonts w:ascii="Times New Roman" w:hAnsi="Times New Roman" w:cs="Times New Roman"/>
-                <w:sz w:val="20"/>
-                <w:szCs w:val="20"/>
-                <w:lang w:val="en-GB"/>
-              </w:rPr>
-              <w:t>"]}} {%endif%}</w:t>
-            </w:r>
-          </w:p>
-        </w:tc>
-        <w:tc>
-          <w:tcPr>
-            <w:tcW w:w="2840" w:type="dxa"/>
-          </w:tcPr>
-          <w:p>
-            <w:pPr>
-              <w:rPr>
-                <w:rFonts w:ascii="Times New Roman" w:eastAsia="Times New Roman" w:hAnsi="Times New Roman" w:cs="Times New Roman"/>
-                <w:color w:val="000000"/>
-                <w:sz w:val="20"/>
-                <w:szCs w:val="20"/>
-                <w:lang w:val="en-GB" w:eastAsia="ru-RU"/>
-              </w:rPr>
-            </w:pPr>
-            <w:r>
-              <w:rPr>
-                <w:rFonts w:ascii="Times New Roman" w:hAnsi="Times New Roman" w:cs="Times New Roman"/>
-                <w:sz w:val="20"/>
-                <w:szCs w:val="20"/>
-                <w:lang w:val="en-GB"/>
-              </w:rPr>
-              <w:t>{% if qr2__insert %} {{qr2__insert[</w:t>
-            </w:r>
-            <w:proofErr w:type="gramStart"/>
-            <w:r>
-              <w:rPr>
-                <w:rFonts w:ascii="Times New Roman" w:hAnsi="Times New Roman" w:cs="Times New Roman"/>
-                <w:sz w:val="20"/>
-                <w:szCs w:val="20"/>
-                <w:lang w:val="en-GB"/>
-              </w:rPr>
-              <w:t>0][</w:t>
-            </w:r>
-            <w:proofErr w:type="gramEnd"/>
-            <w:r>
-              <w:rPr>
-                <w:rFonts w:ascii="Times New Roman" w:hAnsi="Times New Roman" w:cs="Times New Roman"/>
-                <w:sz w:val="20"/>
-                <w:szCs w:val="20"/>
-                <w:lang w:val="en-GB"/>
-              </w:rPr>
-              <w:t>"</w:t>
-            </w:r>
-            <w:proofErr w:type="spellStart"/>
-            <w:r>
-              <w:rPr>
-                <w:rFonts w:ascii="Times New Roman" w:hAnsi="Times New Roman" w:cs="Times New Roman"/>
-                <w:sz w:val="20"/>
-                <w:szCs w:val="20"/>
-                <w:lang w:val="en-GB"/>
-              </w:rPr>
-              <w:t>img</w:t>
-            </w:r>
-            <w:proofErr w:type="spellEnd"/>
-            <w:r>
-              <w:rPr>
-                <w:rFonts w:ascii="Times New Roman" w:hAnsi="Times New Roman" w:cs="Times New Roman"/>
-                <w:sz w:val="20"/>
-                <w:szCs w:val="20"/>
-                <w:lang w:val="en-GB"/>
-              </w:rPr>
-              <w:t>"]}} {%endif%}</w:t>
-            </w:r>
           </w:p>
         </w:tc>
       </w:tr>
     </w:tbl>
-    <w:p>
-      <w:pPr>
-        <w:spacing w:after="0" w:line="240" w:lineRule="auto"/>
-        <w:rPr>
-          <w:rFonts w:ascii="Times New Roman" w:hAnsi="Times New Roman" w:cs="Times New Roman"/>
-        </w:rPr>
-      </w:pPr>
-      <w:r>
-        <w:rPr>
-          <w:rFonts w:ascii="Times New Roman" w:hAnsi="Times New Roman" w:cs="Times New Roman"/>
-        </w:rPr>
-        <w:br w:type="page"/>
-      </w:r>
-    </w:p>
-    <w:p>
-      <w:pPr>
-        <w:jc w:val="center"/>
-      </w:pPr>
-      <w:r>
-        <w:rPr>
-          <w:b/>
-        </w:rPr>
-        <w:lastRenderedPageBreak/>
-        <w:t>ҚҰЖАТ КУӘЛАНДЫРЫЛҒАН</w:t>
-      </w:r>
-    </w:p>
-    <w:p>
-      <w:pPr>
-        <w:ind w:left="-567"/>
-        <w:rPr>
-          <w:sz w:val="20"/>
-          <w:szCs w:val="20"/>
-        </w:rPr>
-      </w:pPr>
-      <w:r>
-        <w:rPr>
-          <w:sz w:val="20"/>
-          <w:szCs w:val="20"/>
-        </w:rPr>
-        <w:t xml:space="preserve">{%p for a in </w:t>
-      </w:r>
-      <w:proofErr w:type="spellStart"/>
-      <w:r>
-        <w:rPr>
-          <w:sz w:val="20"/>
-          <w:szCs w:val="20"/>
-        </w:rPr>
-        <w:t>state_agreement_lines</w:t>
-      </w:r>
-      <w:proofErr w:type="spellEnd"/>
-      <w:r>
-        <w:rPr>
-          <w:sz w:val="20"/>
-          <w:szCs w:val="20"/>
-        </w:rPr>
-        <w:t xml:space="preserve"> %}</w:t>
-      </w:r>
-    </w:p>
-    <w:p>
-      <w:pPr>
-        <w:ind w:left="-567"/>
-        <w:rPr>
-          <w:sz w:val="20"/>
-          <w:szCs w:val="20"/>
-        </w:rPr>
-      </w:pPr>
-      <w:r>
-        <w:rPr>
-          <w:sz w:val="20"/>
-          <w:szCs w:val="20"/>
-        </w:rPr>
-        <w:t>{{a.name}}</w:t>
-      </w:r>
-    </w:p>
-    <w:tbl>
-      <w:tblPr>
-        <w:tblStyle w:val="TableGrid1"/>
-        <w:tblW w:w="9690" w:type="dxa"/>
-        <w:tblInd w:w="-476" w:type="dxa"/>
-        <w:tblBorders>
-          <w:top w:val="none" w:sz="0" w:space="0" w:color="auto"/>
-          <w:left w:val="none" w:sz="0" w:space="0" w:color="auto"/>
-          <w:bottom w:val="none" w:sz="0" w:space="0" w:color="auto"/>
-          <w:right w:val="none" w:sz="0" w:space="0" w:color="auto"/>
-          <w:insideH w:val="none" w:sz="0" w:space="0" w:color="auto"/>
-          <w:insideV w:val="none" w:sz="0" w:space="0" w:color="auto"/>
-        </w:tblBorders>
-        <w:tblLayout w:type="fixed"/>
-        <w:tblLook w:val="04A0" w:firstRow="1" w:lastRow="0" w:firstColumn="1" w:lastColumn="0" w:noHBand="0" w:noVBand="1"/>
-      </w:tblPr>
-      <w:tblGrid>
-        <w:gridCol w:w="3028"/>
-        <w:gridCol w:w="4536"/>
-        <w:gridCol w:w="2126"/>
-      </w:tblGrid>
-      <w:tr>
-        <w:trPr>
-          <w:trHeight w:val="73"/>
-        </w:trPr>
-        <w:tc>
-          <w:tcPr>
-            <w:tcW w:w="3028" w:type="dxa"/>
-            <w:hideMark/>
-          </w:tcPr>
-          <w:p>
-            <w:pPr>
-              <w:tabs>
-                <w:tab w:val="right" w:pos="6981"/>
-              </w:tabs>
-              <w:snapToGrid w:val="0"/>
-              <w:spacing w:after="0" w:line="240" w:lineRule="auto"/>
-              <w:ind w:left="-567" w:firstLine="744"/>
-              <w:rPr>
-                <w:rFonts w:ascii="Times New Roman" w:eastAsia="Times New Roman" w:hAnsi="Times New Roman" w:cs="Times New Roman"/>
-                <w:color w:val="000000"/>
-                <w:sz w:val="20"/>
-                <w:szCs w:val="20"/>
-                <w:lang w:eastAsia="ru-RU"/>
-              </w:rPr>
-            </w:pPr>
-            <w:proofErr w:type="spellStart"/>
-            <w:r>
-              <w:rPr>
-                <w:rFonts w:ascii="Times New Roman" w:eastAsia="Times New Roman" w:hAnsi="Times New Roman" w:cs="Times New Roman"/>
-                <w:color w:val="000000"/>
-                <w:sz w:val="20"/>
-                <w:szCs w:val="20"/>
-                <w:lang w:eastAsia="ru-RU"/>
-              </w:rPr>
-              <w:t>Сертификат</w:t>
-            </w:r>
-            <w:proofErr w:type="spellEnd"/>
-            <w:r>
-              <w:rPr>
-                <w:rFonts w:ascii="Times New Roman" w:eastAsia="Times New Roman" w:hAnsi="Times New Roman" w:cs="Times New Roman"/>
-                <w:color w:val="000000"/>
-                <w:sz w:val="20"/>
-                <w:szCs w:val="20"/>
-                <w:lang w:eastAsia="ru-RU"/>
-              </w:rPr>
-              <w:t xml:space="preserve"> </w:t>
-            </w:r>
-            <w:proofErr w:type="spellStart"/>
-            <w:r>
-              <w:rPr>
-                <w:rFonts w:ascii="Times New Roman" w:eastAsia="Times New Roman" w:hAnsi="Times New Roman" w:cs="Times New Roman"/>
-                <w:color w:val="000000"/>
-                <w:sz w:val="20"/>
-                <w:szCs w:val="20"/>
-                <w:lang w:eastAsia="ru-RU"/>
-              </w:rPr>
-              <w:t>берілген</w:t>
-            </w:r>
-            <w:proofErr w:type="spellEnd"/>
-            <w:r>
-              <w:rPr>
-                <w:rFonts w:ascii="Times New Roman" w:eastAsia="Times New Roman" w:hAnsi="Times New Roman" w:cs="Times New Roman"/>
-                <w:color w:val="000000"/>
-                <w:sz w:val="20"/>
-                <w:szCs w:val="20"/>
-                <w:lang w:eastAsia="ru-RU"/>
-              </w:rPr>
-              <w:t xml:space="preserve"> </w:t>
-            </w:r>
-            <w:proofErr w:type="spellStart"/>
-            <w:r>
-              <w:rPr>
-                <w:rFonts w:ascii="Times New Roman" w:eastAsia="Times New Roman" w:hAnsi="Times New Roman" w:cs="Times New Roman"/>
-                <w:color w:val="000000"/>
-                <w:sz w:val="20"/>
-                <w:szCs w:val="20"/>
-                <w:lang w:eastAsia="ru-RU"/>
-              </w:rPr>
-              <w:t>күн</w:t>
-            </w:r>
-            <w:proofErr w:type="spellEnd"/>
-            <w:r>
-              <w:rPr>
-                <w:rFonts w:ascii="Times New Roman" w:eastAsia="Times New Roman" w:hAnsi="Times New Roman" w:cs="Times New Roman"/>
-                <w:color w:val="000000"/>
-                <w:sz w:val="20"/>
-                <w:szCs w:val="20"/>
-                <w:lang w:eastAsia="ru-RU"/>
-              </w:rPr>
-              <w:t>:</w:t>
-            </w:r>
-          </w:p>
-        </w:tc>
-        <w:tc>
-          <w:tcPr>
-            <w:tcW w:w="4536" w:type="dxa"/>
-            <w:hideMark/>
-          </w:tcPr>
-          <w:p>
-            <w:pPr>
-              <w:snapToGrid w:val="0"/>
-              <w:spacing w:after="0" w:line="240" w:lineRule="auto"/>
-              <w:ind w:left="-567"/>
-              <w:jc w:val="right"/>
-              <w:rPr>
-                <w:rFonts w:ascii="Times New Roman" w:eastAsia="Times New Roman" w:hAnsi="Times New Roman" w:cs="Times New Roman"/>
-                <w:color w:val="000000"/>
-                <w:sz w:val="20"/>
-                <w:szCs w:val="20"/>
-                <w:lang w:eastAsia="ru-RU"/>
-              </w:rPr>
-            </w:pPr>
-            <w:r>
-              <w:rPr>
-                <w:rFonts w:ascii="Times New Roman" w:eastAsia="Times New Roman" w:hAnsi="Times New Roman" w:cs="Times New Roman"/>
-                <w:color w:val="000000"/>
-                <w:sz w:val="20"/>
-                <w:szCs w:val="20"/>
-                <w:lang w:eastAsia="ru-RU"/>
-              </w:rPr>
-              <w:t>{{</w:t>
-            </w:r>
-            <w:proofErr w:type="spellStart"/>
-            <w:proofErr w:type="gramStart"/>
-            <w:r>
-              <w:rPr>
-                <w:rFonts w:ascii="Times New Roman" w:eastAsia="Times New Roman" w:hAnsi="Times New Roman" w:cs="Times New Roman"/>
-                <w:color w:val="000000"/>
-                <w:sz w:val="20"/>
-                <w:szCs w:val="20"/>
-                <w:lang w:eastAsia="ru-RU"/>
-              </w:rPr>
-              <w:t>a.certificate</w:t>
-            </w:r>
-            <w:proofErr w:type="gramEnd"/>
-            <w:r>
-              <w:rPr>
-                <w:rFonts w:ascii="Times New Roman" w:eastAsia="Times New Roman" w:hAnsi="Times New Roman" w:cs="Times New Roman"/>
-                <w:color w:val="000000"/>
-                <w:sz w:val="20"/>
-                <w:szCs w:val="20"/>
-                <w:lang w:eastAsia="ru-RU"/>
-              </w:rPr>
-              <w:t>_start_date</w:t>
-            </w:r>
-            <w:proofErr w:type="spellEnd"/>
-            <w:r>
-              <w:rPr>
-                <w:rFonts w:ascii="Times New Roman" w:eastAsia="Times New Roman" w:hAnsi="Times New Roman" w:cs="Times New Roman"/>
-                <w:color w:val="000000"/>
-                <w:sz w:val="20"/>
-                <w:szCs w:val="20"/>
-                <w:lang w:eastAsia="ru-RU"/>
-              </w:rPr>
-              <w:t>}}</w:t>
-            </w:r>
-          </w:p>
-        </w:tc>
-        <w:tc>
-          <w:tcPr>
-            <w:tcW w:w="2126" w:type="dxa"/>
-            <w:vMerge w:val="restart"/>
-          </w:tcPr>
-          <w:p>
-            <w:pPr>
-              <w:ind w:left="-112"/>
-              <w:rPr>
-                <w:sz w:val="20"/>
-                <w:szCs w:val="20"/>
-              </w:rPr>
-            </w:pPr>
-            <w:r>
-              <w:rPr>
-                <w:sz w:val="20"/>
-                <w:szCs w:val="20"/>
-              </w:rPr>
-              <w:t xml:space="preserve">{% if </w:t>
-            </w:r>
-            <w:proofErr w:type="gramStart"/>
-            <w:r>
-              <w:rPr>
-                <w:sz w:val="20"/>
-                <w:szCs w:val="20"/>
-              </w:rPr>
-              <w:t>a.signed</w:t>
-            </w:r>
-            <w:proofErr w:type="gramEnd"/>
-            <w:r>
-              <w:rPr>
-                <w:sz w:val="20"/>
-                <w:szCs w:val="20"/>
-              </w:rPr>
-              <w:t>%} {{images__insert[</w:t>
-            </w:r>
-            <w:proofErr w:type="gramStart"/>
-            <w:r>
-              <w:rPr>
-                <w:sz w:val="20"/>
-                <w:szCs w:val="20"/>
-              </w:rPr>
-              <w:t>loop.index0][</w:t>
-            </w:r>
-            <w:proofErr w:type="gramEnd"/>
-            <w:r>
-              <w:rPr>
-                <w:sz w:val="20"/>
-                <w:szCs w:val="20"/>
-              </w:rPr>
-              <w:t>'img']</w:t>
-            </w:r>
-            <w:proofErr w:type="gramStart"/>
-            <w:r>
-              <w:rPr>
-                <w:sz w:val="20"/>
-                <w:szCs w:val="20"/>
-              </w:rPr>
-              <w:t>}}{</w:t>
-            </w:r>
-            <w:proofErr w:type="gramEnd"/>
-            <w:r>
-              <w:rPr>
-                <w:sz w:val="20"/>
-                <w:szCs w:val="20"/>
-              </w:rPr>
-              <w:t>% endif %}</w:t>
-            </w:r>
-          </w:p>
-        </w:tc>
-      </w:tr>
-      <w:tr>
-        <w:trPr>
-          <w:trHeight w:val="73"/>
-        </w:trPr>
-        <w:tc>
-          <w:tcPr>
-            <w:tcW w:w="3028" w:type="dxa"/>
-            <w:hideMark/>
-          </w:tcPr>
-          <w:p>
-            <w:pPr>
-              <w:snapToGrid w:val="0"/>
-              <w:spacing w:after="0" w:line="240" w:lineRule="auto"/>
-              <w:ind w:left="-567" w:firstLine="744"/>
-              <w:rPr>
-                <w:rFonts w:ascii="Times New Roman" w:eastAsia="Times New Roman" w:hAnsi="Times New Roman" w:cs="Times New Roman"/>
-                <w:color w:val="000000"/>
-                <w:sz w:val="20"/>
-                <w:szCs w:val="20"/>
-                <w:lang w:eastAsia="ru-RU"/>
-              </w:rPr>
-            </w:pPr>
-            <w:proofErr w:type="spellStart"/>
-            <w:r>
-              <w:rPr>
-                <w:rFonts w:ascii="Times New Roman" w:eastAsia="Times New Roman" w:hAnsi="Times New Roman" w:cs="Times New Roman"/>
-                <w:sz w:val="20"/>
-                <w:szCs w:val="20"/>
-                <w:lang w:eastAsia="ru-RU"/>
-              </w:rPr>
-              <w:t>Сертификаттың</w:t>
-            </w:r>
-            <w:proofErr w:type="spellEnd"/>
-            <w:r>
-              <w:rPr>
-                <w:rFonts w:ascii="Times New Roman" w:eastAsia="Times New Roman" w:hAnsi="Times New Roman" w:cs="Times New Roman"/>
-                <w:sz w:val="20"/>
-                <w:szCs w:val="20"/>
-                <w:lang w:eastAsia="ru-RU"/>
-              </w:rPr>
-              <w:t xml:space="preserve"> </w:t>
-            </w:r>
-            <w:proofErr w:type="spellStart"/>
-            <w:r>
-              <w:rPr>
-                <w:rFonts w:ascii="Times New Roman" w:eastAsia="Times New Roman" w:hAnsi="Times New Roman" w:cs="Times New Roman"/>
-                <w:sz w:val="20"/>
-                <w:szCs w:val="20"/>
-                <w:lang w:eastAsia="ru-RU"/>
-              </w:rPr>
-              <w:t>аяқталу</w:t>
-            </w:r>
-            <w:proofErr w:type="spellEnd"/>
-            <w:r>
-              <w:rPr>
-                <w:rFonts w:ascii="Times New Roman" w:eastAsia="Times New Roman" w:hAnsi="Times New Roman" w:cs="Times New Roman"/>
-                <w:sz w:val="20"/>
-                <w:szCs w:val="20"/>
-                <w:lang w:eastAsia="ru-RU"/>
-              </w:rPr>
-              <w:t xml:space="preserve"> </w:t>
-            </w:r>
-            <w:proofErr w:type="spellStart"/>
-            <w:r>
-              <w:rPr>
-                <w:rFonts w:ascii="Times New Roman" w:eastAsia="Times New Roman" w:hAnsi="Times New Roman" w:cs="Times New Roman"/>
-                <w:sz w:val="20"/>
-                <w:szCs w:val="20"/>
-                <w:lang w:eastAsia="ru-RU"/>
-              </w:rPr>
-              <w:t>күні</w:t>
-            </w:r>
-            <w:proofErr w:type="spellEnd"/>
-            <w:r>
-              <w:rPr>
-                <w:rFonts w:ascii="Times New Roman" w:eastAsia="Times New Roman" w:hAnsi="Times New Roman" w:cs="Times New Roman"/>
-                <w:sz w:val="20"/>
-                <w:szCs w:val="20"/>
-                <w:lang w:eastAsia="ru-RU"/>
-              </w:rPr>
-              <w:t>:</w:t>
-            </w:r>
-          </w:p>
-        </w:tc>
-        <w:tc>
-          <w:tcPr>
-            <w:tcW w:w="4536" w:type="dxa"/>
-            <w:hideMark/>
-          </w:tcPr>
-          <w:p>
-            <w:pPr>
-              <w:snapToGrid w:val="0"/>
-              <w:spacing w:after="0" w:line="240" w:lineRule="auto"/>
-              <w:ind w:left="-567"/>
-              <w:jc w:val="right"/>
-              <w:rPr>
-                <w:rFonts w:ascii="Times New Roman" w:eastAsia="Times New Roman" w:hAnsi="Times New Roman" w:cs="Times New Roman"/>
-                <w:color w:val="000000"/>
-                <w:sz w:val="20"/>
-                <w:szCs w:val="20"/>
-                <w:lang w:eastAsia="ru-RU"/>
-              </w:rPr>
-            </w:pPr>
-            <w:r>
-              <w:rPr>
-                <w:rFonts w:ascii="Times New Roman" w:eastAsia="Times New Roman" w:hAnsi="Times New Roman" w:cs="Times New Roman"/>
-                <w:color w:val="000000"/>
-                <w:sz w:val="20"/>
-                <w:szCs w:val="20"/>
-                <w:lang w:eastAsia="ru-RU"/>
-              </w:rPr>
-              <w:t>{{</w:t>
-            </w:r>
-            <w:proofErr w:type="spellStart"/>
-            <w:proofErr w:type="gramStart"/>
-            <w:r>
-              <w:rPr>
-                <w:rFonts w:ascii="Times New Roman" w:eastAsia="Times New Roman" w:hAnsi="Times New Roman" w:cs="Times New Roman"/>
-                <w:color w:val="000000"/>
-                <w:sz w:val="20"/>
-                <w:szCs w:val="20"/>
-                <w:lang w:eastAsia="ru-RU"/>
-              </w:rPr>
-              <w:t>a.certificate</w:t>
-            </w:r>
-            <w:proofErr w:type="gramEnd"/>
-            <w:r>
-              <w:rPr>
-                <w:rFonts w:ascii="Times New Roman" w:eastAsia="Times New Roman" w:hAnsi="Times New Roman" w:cs="Times New Roman"/>
-                <w:color w:val="000000"/>
-                <w:sz w:val="20"/>
-                <w:szCs w:val="20"/>
-                <w:lang w:eastAsia="ru-RU"/>
-              </w:rPr>
-              <w:t>_end_date</w:t>
-            </w:r>
-            <w:proofErr w:type="spellEnd"/>
-            <w:r>
-              <w:rPr>
-                <w:rFonts w:ascii="Times New Roman" w:eastAsia="Times New Roman" w:hAnsi="Times New Roman" w:cs="Times New Roman"/>
-                <w:color w:val="000000"/>
-                <w:sz w:val="20"/>
-                <w:szCs w:val="20"/>
-                <w:lang w:eastAsia="ru-RU"/>
-              </w:rPr>
-              <w:t>}}</w:t>
-            </w:r>
-          </w:p>
-        </w:tc>
-        <w:tc>
-          <w:tcPr>
-            <w:tcW w:w="2126" w:type="dxa"/>
-            <w:vMerge/>
-            <w:vAlign w:val="center"/>
-            <w:hideMark/>
-          </w:tcPr>
-          <w:p>
-            <w:pPr>
-              <w:ind w:left="-567"/>
-              <w:rPr>
-                <w:sz w:val="20"/>
-                <w:szCs w:val="20"/>
-              </w:rPr>
-            </w:pPr>
-          </w:p>
-        </w:tc>
-      </w:tr>
-      <w:tr>
-        <w:trPr>
-          <w:trHeight w:val="73"/>
-        </w:trPr>
-        <w:tc>
-          <w:tcPr>
-            <w:tcW w:w="3028" w:type="dxa"/>
-            <w:hideMark/>
-          </w:tcPr>
-          <w:p>
-            <w:pPr>
-              <w:snapToGrid w:val="0"/>
-              <w:spacing w:after="0" w:line="240" w:lineRule="auto"/>
-              <w:ind w:left="-567" w:firstLine="744"/>
-              <w:rPr>
-                <w:rFonts w:ascii="Times New Roman" w:eastAsia="Times New Roman" w:hAnsi="Times New Roman" w:cs="Times New Roman"/>
-                <w:sz w:val="20"/>
-                <w:szCs w:val="20"/>
-                <w:lang w:eastAsia="ru-RU"/>
-              </w:rPr>
-            </w:pPr>
-            <w:proofErr w:type="spellStart"/>
-            <w:r>
-              <w:rPr>
-                <w:rFonts w:ascii="Times New Roman" w:eastAsia="Times New Roman" w:hAnsi="Times New Roman" w:cs="Times New Roman"/>
-                <w:sz w:val="20"/>
-                <w:szCs w:val="20"/>
-                <w:lang w:eastAsia="ru-RU"/>
-              </w:rPr>
-              <w:t>Сериялық</w:t>
-            </w:r>
-            <w:proofErr w:type="spellEnd"/>
-            <w:r>
-              <w:rPr>
-                <w:rFonts w:ascii="Times New Roman" w:eastAsia="Times New Roman" w:hAnsi="Times New Roman" w:cs="Times New Roman"/>
-                <w:sz w:val="20"/>
-                <w:szCs w:val="20"/>
-                <w:lang w:eastAsia="ru-RU"/>
-              </w:rPr>
-              <w:t xml:space="preserve"> </w:t>
-            </w:r>
-            <w:proofErr w:type="spellStart"/>
-            <w:r>
-              <w:rPr>
-                <w:rFonts w:ascii="Times New Roman" w:eastAsia="Times New Roman" w:hAnsi="Times New Roman" w:cs="Times New Roman"/>
-                <w:sz w:val="20"/>
-                <w:szCs w:val="20"/>
-                <w:lang w:eastAsia="ru-RU"/>
-              </w:rPr>
-              <w:t>нөмір</w:t>
-            </w:r>
-            <w:proofErr w:type="spellEnd"/>
-            <w:r>
-              <w:rPr>
-                <w:rFonts w:ascii="Times New Roman" w:eastAsia="Times New Roman" w:hAnsi="Times New Roman" w:cs="Times New Roman"/>
-                <w:sz w:val="20"/>
-                <w:szCs w:val="20"/>
-                <w:lang w:eastAsia="ru-RU"/>
-              </w:rPr>
-              <w:t>:</w:t>
-            </w:r>
-          </w:p>
-        </w:tc>
-        <w:tc>
-          <w:tcPr>
-            <w:tcW w:w="4536" w:type="dxa"/>
-            <w:hideMark/>
-          </w:tcPr>
-          <w:p>
-            <w:pPr>
-              <w:snapToGrid w:val="0"/>
-              <w:spacing w:after="0" w:line="240" w:lineRule="auto"/>
-              <w:ind w:left="-567" w:firstLine="744"/>
-              <w:jc w:val="right"/>
-              <w:rPr>
-                <w:rFonts w:ascii="Times New Roman" w:eastAsia="Times New Roman" w:hAnsi="Times New Roman" w:cs="Times New Roman"/>
-                <w:color w:val="000000"/>
-                <w:sz w:val="20"/>
-                <w:szCs w:val="20"/>
-                <w:lang w:eastAsia="ru-RU"/>
-              </w:rPr>
-            </w:pPr>
-            <w:r>
-              <w:rPr>
-                <w:rFonts w:ascii="Times New Roman" w:eastAsia="Times New Roman" w:hAnsi="Times New Roman" w:cs="Times New Roman"/>
-                <w:color w:val="000000"/>
-                <w:sz w:val="20"/>
-                <w:szCs w:val="20"/>
-                <w:lang w:eastAsia="ru-RU"/>
-              </w:rPr>
-              <w:t>{{</w:t>
-            </w:r>
-            <w:proofErr w:type="spellStart"/>
-            <w:proofErr w:type="gramStart"/>
-            <w:r>
-              <w:rPr>
-                <w:rFonts w:ascii="Times New Roman" w:eastAsia="Times New Roman" w:hAnsi="Times New Roman" w:cs="Times New Roman"/>
-                <w:color w:val="000000"/>
-                <w:sz w:val="20"/>
-                <w:szCs w:val="20"/>
-                <w:lang w:eastAsia="ru-RU"/>
-              </w:rPr>
-              <w:t>a.serial</w:t>
-            </w:r>
-            <w:proofErr w:type="gramEnd"/>
-            <w:r>
-              <w:rPr>
-                <w:rFonts w:ascii="Times New Roman" w:eastAsia="Times New Roman" w:hAnsi="Times New Roman" w:cs="Times New Roman"/>
-                <w:color w:val="000000"/>
-                <w:sz w:val="20"/>
-                <w:szCs w:val="20"/>
-                <w:lang w:eastAsia="ru-RU"/>
-              </w:rPr>
-              <w:t>_number</w:t>
-            </w:r>
-            <w:proofErr w:type="spellEnd"/>
-            <w:r>
-              <w:rPr>
-                <w:rFonts w:ascii="Times New Roman" w:eastAsia="Times New Roman" w:hAnsi="Times New Roman" w:cs="Times New Roman"/>
-                <w:color w:val="000000"/>
-                <w:sz w:val="20"/>
-                <w:szCs w:val="20"/>
-                <w:lang w:eastAsia="ru-RU"/>
-              </w:rPr>
-              <w:t>}}</w:t>
-            </w:r>
-          </w:p>
-        </w:tc>
-        <w:tc>
-          <w:tcPr>
-            <w:tcW w:w="2126" w:type="dxa"/>
-            <w:vMerge/>
-            <w:vAlign w:val="center"/>
-            <w:hideMark/>
-          </w:tcPr>
-          <w:p>
-            <w:pPr>
-              <w:ind w:left="-567"/>
-              <w:rPr>
-                <w:sz w:val="20"/>
-                <w:szCs w:val="20"/>
-              </w:rPr>
-            </w:pPr>
-          </w:p>
-        </w:tc>
-      </w:tr>
-      <w:tr>
-        <w:trPr>
-          <w:trHeight w:val="73"/>
-        </w:trPr>
-        <w:tc>
-          <w:tcPr>
-            <w:tcW w:w="3028" w:type="dxa"/>
-            <w:hideMark/>
-          </w:tcPr>
-          <w:p>
-            <w:pPr>
-              <w:snapToGrid w:val="0"/>
-              <w:spacing w:after="0" w:line="240" w:lineRule="auto"/>
-              <w:ind w:left="-567" w:firstLine="744"/>
-              <w:rPr>
-                <w:rFonts w:ascii="Times New Roman" w:eastAsia="Times New Roman" w:hAnsi="Times New Roman" w:cs="Times New Roman"/>
-                <w:sz w:val="20"/>
-                <w:szCs w:val="20"/>
-                <w:lang w:eastAsia="ru-RU"/>
-              </w:rPr>
-            </w:pPr>
-            <w:proofErr w:type="spellStart"/>
-            <w:r>
-              <w:rPr>
-                <w:rFonts w:ascii="Times New Roman" w:eastAsia="Times New Roman" w:hAnsi="Times New Roman" w:cs="Times New Roman"/>
-                <w:sz w:val="20"/>
-                <w:szCs w:val="20"/>
-                <w:lang w:eastAsia="ru-RU"/>
-              </w:rPr>
-              <w:t>Кім</w:t>
-            </w:r>
-            <w:proofErr w:type="spellEnd"/>
-            <w:r>
-              <w:rPr>
-                <w:rFonts w:ascii="Times New Roman" w:eastAsia="Times New Roman" w:hAnsi="Times New Roman" w:cs="Times New Roman"/>
-                <w:sz w:val="20"/>
-                <w:szCs w:val="20"/>
-                <w:lang w:eastAsia="ru-RU"/>
-              </w:rPr>
-              <w:t xml:space="preserve"> </w:t>
-            </w:r>
-            <w:proofErr w:type="spellStart"/>
-            <w:r>
-              <w:rPr>
-                <w:rFonts w:ascii="Times New Roman" w:eastAsia="Times New Roman" w:hAnsi="Times New Roman" w:cs="Times New Roman"/>
-                <w:sz w:val="20"/>
-                <w:szCs w:val="20"/>
-                <w:lang w:eastAsia="ru-RU"/>
-              </w:rPr>
-              <w:t>берді</w:t>
-            </w:r>
-            <w:proofErr w:type="spellEnd"/>
-            <w:r>
-              <w:rPr>
-                <w:rFonts w:ascii="Times New Roman" w:eastAsia="Times New Roman" w:hAnsi="Times New Roman" w:cs="Times New Roman"/>
-                <w:sz w:val="20"/>
-                <w:szCs w:val="20"/>
-                <w:lang w:eastAsia="ru-RU"/>
-              </w:rPr>
-              <w:t>:</w:t>
-            </w:r>
-          </w:p>
-        </w:tc>
-        <w:tc>
-          <w:tcPr>
-            <w:tcW w:w="4536" w:type="dxa"/>
-            <w:hideMark/>
-          </w:tcPr>
-          <w:p>
-            <w:pPr>
-              <w:snapToGrid w:val="0"/>
-              <w:spacing w:after="0" w:line="240" w:lineRule="auto"/>
-              <w:ind w:left="-567" w:firstLine="744"/>
-              <w:jc w:val="right"/>
-              <w:rPr>
-                <w:rFonts w:ascii="Times New Roman" w:eastAsia="Times New Roman" w:hAnsi="Times New Roman" w:cs="Times New Roman"/>
-                <w:color w:val="000000"/>
-                <w:sz w:val="20"/>
-                <w:szCs w:val="20"/>
-                <w:lang w:eastAsia="ru-RU"/>
-              </w:rPr>
-            </w:pPr>
-            <w:r>
-              <w:rPr>
-                <w:rFonts w:ascii="Times New Roman" w:eastAsia="Times New Roman" w:hAnsi="Times New Roman" w:cs="Times New Roman"/>
-                <w:color w:val="000000"/>
-                <w:sz w:val="20"/>
-                <w:szCs w:val="20"/>
-                <w:lang w:eastAsia="ru-RU"/>
-              </w:rPr>
-              <w:t>{{</w:t>
-            </w:r>
-            <w:proofErr w:type="spellStart"/>
-            <w:proofErr w:type="gramStart"/>
-            <w:r>
-              <w:rPr>
-                <w:rFonts w:ascii="Times New Roman" w:eastAsia="Times New Roman" w:hAnsi="Times New Roman" w:cs="Times New Roman"/>
-                <w:color w:val="000000"/>
-                <w:sz w:val="20"/>
-                <w:szCs w:val="20"/>
-                <w:lang w:eastAsia="ru-RU"/>
-              </w:rPr>
-              <w:t>a.issued</w:t>
-            </w:r>
-            <w:proofErr w:type="gramEnd"/>
-            <w:r>
-              <w:rPr>
-                <w:rFonts w:ascii="Times New Roman" w:eastAsia="Times New Roman" w:hAnsi="Times New Roman" w:cs="Times New Roman"/>
-                <w:color w:val="000000"/>
-                <w:sz w:val="20"/>
-                <w:szCs w:val="20"/>
-                <w:lang w:eastAsia="ru-RU"/>
-              </w:rPr>
-              <w:t>_by</w:t>
-            </w:r>
-            <w:proofErr w:type="spellEnd"/>
-            <w:r>
-              <w:rPr>
-                <w:rFonts w:ascii="Times New Roman" w:eastAsia="Times New Roman" w:hAnsi="Times New Roman" w:cs="Times New Roman"/>
-                <w:color w:val="000000"/>
-                <w:sz w:val="20"/>
-                <w:szCs w:val="20"/>
-                <w:lang w:eastAsia="ru-RU"/>
-              </w:rPr>
-              <w:t>}}</w:t>
-            </w:r>
-          </w:p>
-        </w:tc>
-        <w:tc>
-          <w:tcPr>
-            <w:tcW w:w="2126" w:type="dxa"/>
-            <w:vMerge/>
-            <w:vAlign w:val="center"/>
-            <w:hideMark/>
-          </w:tcPr>
-          <w:p>
-            <w:pPr>
-              <w:ind w:left="-567"/>
-              <w:rPr>
-                <w:sz w:val="20"/>
-                <w:szCs w:val="20"/>
-              </w:rPr>
-            </w:pPr>
-          </w:p>
-        </w:tc>
-      </w:tr>
-      <w:tr>
-        <w:trPr>
-          <w:trHeight w:val="73"/>
-        </w:trPr>
-        <w:tc>
-          <w:tcPr>
-            <w:tcW w:w="3028" w:type="dxa"/>
-            <w:hideMark/>
-          </w:tcPr>
-          <w:p>
-            <w:pPr>
-              <w:snapToGrid w:val="0"/>
-              <w:spacing w:after="0" w:line="240" w:lineRule="auto"/>
-              <w:ind w:left="-567" w:firstLine="744"/>
-              <w:rPr>
-                <w:rFonts w:ascii="Times New Roman" w:eastAsia="Times New Roman" w:hAnsi="Times New Roman" w:cs="Times New Roman"/>
-                <w:sz w:val="20"/>
-                <w:szCs w:val="20"/>
-                <w:lang w:eastAsia="ru-RU"/>
-              </w:rPr>
-            </w:pPr>
-            <w:proofErr w:type="spellStart"/>
-            <w:r>
-              <w:rPr>
-                <w:rFonts w:ascii="Times New Roman" w:eastAsia="Times New Roman" w:hAnsi="Times New Roman" w:cs="Times New Roman"/>
-                <w:sz w:val="20"/>
-                <w:szCs w:val="20"/>
-                <w:lang w:eastAsia="ru-RU"/>
-              </w:rPr>
-              <w:t>Кімге</w:t>
-            </w:r>
-            <w:proofErr w:type="spellEnd"/>
-            <w:r>
-              <w:rPr>
-                <w:rFonts w:ascii="Times New Roman" w:eastAsia="Times New Roman" w:hAnsi="Times New Roman" w:cs="Times New Roman"/>
-                <w:sz w:val="20"/>
-                <w:szCs w:val="20"/>
-                <w:lang w:eastAsia="ru-RU"/>
-              </w:rPr>
-              <w:t xml:space="preserve"> </w:t>
-            </w:r>
-            <w:proofErr w:type="spellStart"/>
-            <w:r>
-              <w:rPr>
-                <w:rFonts w:ascii="Times New Roman" w:eastAsia="Times New Roman" w:hAnsi="Times New Roman" w:cs="Times New Roman"/>
-                <w:sz w:val="20"/>
-                <w:szCs w:val="20"/>
-                <w:lang w:eastAsia="ru-RU"/>
-              </w:rPr>
-              <w:t>берілді</w:t>
-            </w:r>
-            <w:proofErr w:type="spellEnd"/>
-            <w:r>
-              <w:rPr>
-                <w:rFonts w:ascii="Times New Roman" w:eastAsia="Times New Roman" w:hAnsi="Times New Roman" w:cs="Times New Roman"/>
-                <w:sz w:val="20"/>
-                <w:szCs w:val="20"/>
-                <w:lang w:eastAsia="ru-RU"/>
-              </w:rPr>
-              <w:t>:</w:t>
-            </w:r>
-          </w:p>
-        </w:tc>
-        <w:tc>
-          <w:tcPr>
-            <w:tcW w:w="4536" w:type="dxa"/>
-            <w:hideMark/>
-          </w:tcPr>
-          <w:p>
-            <w:pPr>
-              <w:snapToGrid w:val="0"/>
-              <w:spacing w:after="0" w:line="240" w:lineRule="auto"/>
-              <w:ind w:left="-567" w:firstLine="744"/>
-              <w:jc w:val="right"/>
-              <w:rPr>
-                <w:rFonts w:ascii="Times New Roman" w:eastAsia="Times New Roman" w:hAnsi="Times New Roman" w:cs="Times New Roman"/>
-                <w:color w:val="000000"/>
-                <w:sz w:val="20"/>
-                <w:szCs w:val="20"/>
-                <w:lang w:eastAsia="ru-RU"/>
-              </w:rPr>
-            </w:pPr>
-            <w:r>
-              <w:rPr>
-                <w:rFonts w:ascii="Times New Roman" w:eastAsia="Times New Roman" w:hAnsi="Times New Roman" w:cs="Times New Roman"/>
-                <w:color w:val="000000"/>
-                <w:sz w:val="20"/>
-                <w:szCs w:val="20"/>
-                <w:lang w:eastAsia="ru-RU"/>
-              </w:rPr>
-              <w:t>{{</w:t>
-            </w:r>
-            <w:proofErr w:type="spellStart"/>
-            <w:proofErr w:type="gramStart"/>
-            <w:r>
-              <w:rPr>
-                <w:rFonts w:ascii="Times New Roman" w:eastAsia="Times New Roman" w:hAnsi="Times New Roman" w:cs="Times New Roman"/>
-                <w:color w:val="000000"/>
-                <w:sz w:val="20"/>
-                <w:szCs w:val="20"/>
-                <w:lang w:eastAsia="ru-RU"/>
-              </w:rPr>
-              <w:t>a.issued</w:t>
-            </w:r>
-            <w:proofErr w:type="gramEnd"/>
-            <w:r>
-              <w:rPr>
-                <w:rFonts w:ascii="Times New Roman" w:eastAsia="Times New Roman" w:hAnsi="Times New Roman" w:cs="Times New Roman"/>
-                <w:color w:val="000000"/>
-                <w:sz w:val="20"/>
-                <w:szCs w:val="20"/>
-                <w:lang w:eastAsia="ru-RU"/>
-              </w:rPr>
-              <w:t>_to</w:t>
-            </w:r>
-            <w:proofErr w:type="spellEnd"/>
-            <w:r>
-              <w:rPr>
-                <w:rFonts w:ascii="Times New Roman" w:eastAsia="Times New Roman" w:hAnsi="Times New Roman" w:cs="Times New Roman"/>
-                <w:color w:val="000000"/>
-                <w:sz w:val="20"/>
-                <w:szCs w:val="20"/>
-                <w:lang w:eastAsia="ru-RU"/>
-              </w:rPr>
-              <w:t>}}</w:t>
-            </w:r>
-          </w:p>
-        </w:tc>
-        <w:tc>
-          <w:tcPr>
-            <w:tcW w:w="2126" w:type="dxa"/>
-            <w:vMerge/>
-            <w:vAlign w:val="center"/>
-            <w:hideMark/>
-          </w:tcPr>
-          <w:p>
-            <w:pPr>
-              <w:ind w:left="-567"/>
-              <w:rPr>
-                <w:sz w:val="20"/>
-                <w:szCs w:val="20"/>
-              </w:rPr>
-            </w:pPr>
-          </w:p>
-        </w:tc>
-      </w:tr>
-      <w:tr>
-        <w:trPr>
-          <w:trHeight w:val="369"/>
-        </w:trPr>
-        <w:tc>
-          <w:tcPr>
-            <w:tcW w:w="3028" w:type="dxa"/>
-            <w:hideMark/>
-          </w:tcPr>
-          <w:p>
-            <w:pPr>
-              <w:snapToGrid w:val="0"/>
-              <w:spacing w:after="0" w:line="240" w:lineRule="auto"/>
-              <w:ind w:left="-567" w:firstLine="744"/>
-              <w:rPr>
-                <w:rFonts w:ascii="Times New Roman" w:eastAsia="Times New Roman" w:hAnsi="Times New Roman" w:cs="Times New Roman"/>
-                <w:color w:val="000000"/>
-                <w:sz w:val="20"/>
-                <w:szCs w:val="20"/>
-                <w:lang w:eastAsia="ru-RU"/>
-              </w:rPr>
-            </w:pPr>
-            <w:proofErr w:type="spellStart"/>
-            <w:r>
-              <w:rPr>
-                <w:rFonts w:ascii="Times New Roman" w:eastAsia="Times New Roman" w:hAnsi="Times New Roman" w:cs="Times New Roman"/>
-                <w:sz w:val="20"/>
-                <w:szCs w:val="20"/>
-                <w:lang w:eastAsia="ru-RU"/>
-              </w:rPr>
-              <w:t>Сертификат</w:t>
-            </w:r>
-            <w:proofErr w:type="spellEnd"/>
-            <w:r>
-              <w:rPr>
-                <w:rFonts w:ascii="Times New Roman" w:eastAsia="Times New Roman" w:hAnsi="Times New Roman" w:cs="Times New Roman"/>
-                <w:sz w:val="20"/>
-                <w:szCs w:val="20"/>
-                <w:lang w:eastAsia="ru-RU"/>
-              </w:rPr>
-              <w:t xml:space="preserve"> </w:t>
-            </w:r>
-            <w:proofErr w:type="spellStart"/>
-            <w:r>
-              <w:rPr>
-                <w:rFonts w:ascii="Times New Roman" w:eastAsia="Times New Roman" w:hAnsi="Times New Roman" w:cs="Times New Roman"/>
-                <w:sz w:val="20"/>
-                <w:szCs w:val="20"/>
-                <w:lang w:eastAsia="ru-RU"/>
-              </w:rPr>
-              <w:t>мәртебесі</w:t>
-            </w:r>
-            <w:proofErr w:type="spellEnd"/>
-            <w:r>
-              <w:rPr>
-                <w:rFonts w:ascii="Times New Roman" w:eastAsia="Times New Roman" w:hAnsi="Times New Roman" w:cs="Times New Roman"/>
-                <w:sz w:val="20"/>
-                <w:szCs w:val="20"/>
-                <w:lang w:eastAsia="ru-RU"/>
-              </w:rPr>
-              <w:t>:</w:t>
-            </w:r>
-          </w:p>
-        </w:tc>
-        <w:tc>
-          <w:tcPr>
-            <w:tcW w:w="4536" w:type="dxa"/>
-            <w:hideMark/>
-          </w:tcPr>
-          <w:p>
-            <w:pPr>
-              <w:snapToGrid w:val="0"/>
-              <w:spacing w:after="0" w:line="240" w:lineRule="auto"/>
-              <w:ind w:left="-567" w:firstLine="744"/>
-              <w:jc w:val="right"/>
-              <w:rPr>
-                <w:rFonts w:ascii="Times New Roman" w:eastAsia="Times New Roman" w:hAnsi="Times New Roman" w:cs="Times New Roman"/>
-                <w:color w:val="000000"/>
-                <w:sz w:val="20"/>
-                <w:szCs w:val="20"/>
-                <w:lang w:eastAsia="ru-RU"/>
-              </w:rPr>
-            </w:pPr>
-            <w:r>
-              <w:rPr>
-                <w:rFonts w:ascii="Times New Roman" w:eastAsia="Times New Roman" w:hAnsi="Times New Roman" w:cs="Times New Roman"/>
-                <w:color w:val="000000"/>
-                <w:sz w:val="20"/>
-                <w:szCs w:val="20"/>
-                <w:lang w:eastAsia="ru-RU"/>
-              </w:rPr>
-              <w:t>{{</w:t>
-            </w:r>
-            <w:proofErr w:type="spellStart"/>
-            <w:proofErr w:type="gramStart"/>
-            <w:r>
-              <w:rPr>
-                <w:rFonts w:ascii="Times New Roman" w:eastAsia="Times New Roman" w:hAnsi="Times New Roman" w:cs="Times New Roman"/>
-                <w:color w:val="000000"/>
-                <w:sz w:val="20"/>
-                <w:szCs w:val="20"/>
-                <w:lang w:eastAsia="ru-RU"/>
-              </w:rPr>
-              <w:t>a.certificate</w:t>
-            </w:r>
-            <w:proofErr w:type="gramEnd"/>
-            <w:r>
-              <w:rPr>
-                <w:rFonts w:ascii="Times New Roman" w:eastAsia="Times New Roman" w:hAnsi="Times New Roman" w:cs="Times New Roman"/>
-                <w:color w:val="000000"/>
-                <w:sz w:val="20"/>
-                <w:szCs w:val="20"/>
-                <w:lang w:eastAsia="ru-RU"/>
-              </w:rPr>
-              <w:t>_status</w:t>
-            </w:r>
-            <w:proofErr w:type="spellEnd"/>
-            <w:r>
-              <w:rPr>
-                <w:rFonts w:ascii="Times New Roman" w:eastAsia="Times New Roman" w:hAnsi="Times New Roman" w:cs="Times New Roman"/>
-                <w:color w:val="000000"/>
-                <w:sz w:val="20"/>
-                <w:szCs w:val="20"/>
-                <w:lang w:eastAsia="ru-RU"/>
-              </w:rPr>
-              <w:t>}}</w:t>
-            </w:r>
-          </w:p>
-        </w:tc>
-        <w:tc>
-          <w:tcPr>
-            <w:tcW w:w="2126" w:type="dxa"/>
-            <w:vMerge/>
-            <w:vAlign w:val="center"/>
-            <w:hideMark/>
-          </w:tcPr>
-          <w:p>
-            <w:pPr>
-              <w:ind w:left="-567"/>
-              <w:rPr>
-                <w:sz w:val="20"/>
-                <w:szCs w:val="20"/>
-              </w:rPr>
-            </w:pPr>
-          </w:p>
-        </w:tc>
-      </w:tr>
-      <w:tr>
-        <w:trPr>
-          <w:trHeight w:val="379"/>
-        </w:trPr>
-        <w:tc>
-          <w:tcPr>
-            <w:tcW w:w="3028" w:type="dxa"/>
-            <w:hideMark/>
-          </w:tcPr>
-          <w:p>
-            <w:pPr>
-              <w:snapToGrid w:val="0"/>
-              <w:spacing w:after="0" w:line="240" w:lineRule="auto"/>
-              <w:ind w:left="-567" w:firstLine="744"/>
-              <w:rPr>
-                <w:rFonts w:ascii="Times New Roman" w:eastAsia="Times New Roman" w:hAnsi="Times New Roman" w:cs="Times New Roman"/>
-                <w:sz w:val="20"/>
-                <w:szCs w:val="20"/>
-                <w:lang w:eastAsia="ru-RU"/>
-              </w:rPr>
-            </w:pPr>
-            <w:proofErr w:type="spellStart"/>
-            <w:r>
-              <w:rPr>
-                <w:rFonts w:ascii="Times New Roman" w:eastAsia="Times New Roman" w:hAnsi="Times New Roman" w:cs="Times New Roman"/>
-                <w:sz w:val="20"/>
-                <w:szCs w:val="20"/>
-                <w:lang w:eastAsia="ru-RU"/>
-              </w:rPr>
-              <w:t>Қол</w:t>
-            </w:r>
-            <w:proofErr w:type="spellEnd"/>
-            <w:r>
-              <w:rPr>
-                <w:rFonts w:ascii="Times New Roman" w:eastAsia="Times New Roman" w:hAnsi="Times New Roman" w:cs="Times New Roman"/>
-                <w:sz w:val="20"/>
-                <w:szCs w:val="20"/>
-                <w:lang w:eastAsia="ru-RU"/>
-              </w:rPr>
-              <w:t xml:space="preserve"> </w:t>
-            </w:r>
-            <w:proofErr w:type="spellStart"/>
-            <w:r>
-              <w:rPr>
-                <w:rFonts w:ascii="Times New Roman" w:eastAsia="Times New Roman" w:hAnsi="Times New Roman" w:cs="Times New Roman"/>
-                <w:sz w:val="20"/>
-                <w:szCs w:val="20"/>
-                <w:lang w:eastAsia="ru-RU"/>
-              </w:rPr>
-              <w:t>қойылған</w:t>
-            </w:r>
-            <w:proofErr w:type="spellEnd"/>
-            <w:r>
-              <w:rPr>
-                <w:rFonts w:ascii="Times New Roman" w:eastAsia="Times New Roman" w:hAnsi="Times New Roman" w:cs="Times New Roman"/>
-                <w:sz w:val="20"/>
-                <w:szCs w:val="20"/>
-                <w:lang w:eastAsia="ru-RU"/>
-              </w:rPr>
-              <w:t xml:space="preserve"> </w:t>
-            </w:r>
-            <w:proofErr w:type="spellStart"/>
-            <w:r>
-              <w:rPr>
-                <w:rFonts w:ascii="Times New Roman" w:eastAsia="Times New Roman" w:hAnsi="Times New Roman" w:cs="Times New Roman"/>
-                <w:sz w:val="20"/>
-                <w:szCs w:val="20"/>
-                <w:lang w:eastAsia="ru-RU"/>
-              </w:rPr>
-              <w:t>күні</w:t>
-            </w:r>
-            <w:proofErr w:type="spellEnd"/>
-            <w:r>
-              <w:rPr>
-                <w:rFonts w:ascii="Times New Roman" w:eastAsia="Times New Roman" w:hAnsi="Times New Roman" w:cs="Times New Roman"/>
-                <w:sz w:val="20"/>
-                <w:szCs w:val="20"/>
-                <w:lang w:eastAsia="ru-RU"/>
-              </w:rPr>
-              <w:t>:</w:t>
-            </w:r>
-          </w:p>
-        </w:tc>
-        <w:tc>
-          <w:tcPr>
-            <w:tcW w:w="4536" w:type="dxa"/>
-            <w:hideMark/>
-          </w:tcPr>
-          <w:p>
-            <w:pPr>
-              <w:snapToGrid w:val="0"/>
-              <w:spacing w:after="0" w:line="240" w:lineRule="auto"/>
-              <w:ind w:left="-567"/>
-              <w:jc w:val="right"/>
-              <w:rPr>
-                <w:rFonts w:ascii="Times New Roman" w:eastAsia="Times New Roman" w:hAnsi="Times New Roman" w:cs="Times New Roman"/>
-                <w:color w:val="000000"/>
-                <w:sz w:val="20"/>
-                <w:szCs w:val="20"/>
-                <w:lang w:eastAsia="ru-RU"/>
-              </w:rPr>
-            </w:pPr>
-            <w:r>
-              <w:rPr>
-                <w:rFonts w:ascii="Times New Roman" w:eastAsia="Times New Roman" w:hAnsi="Times New Roman" w:cs="Times New Roman"/>
-                <w:color w:val="000000"/>
-                <w:sz w:val="20"/>
-                <w:szCs w:val="20"/>
-                <w:lang w:eastAsia="ru-RU"/>
-              </w:rPr>
-              <w:t>{{</w:t>
-            </w:r>
-            <w:proofErr w:type="spellStart"/>
-            <w:proofErr w:type="gramStart"/>
-            <w:r>
-              <w:rPr>
-                <w:rFonts w:ascii="Times New Roman" w:eastAsia="Times New Roman" w:hAnsi="Times New Roman" w:cs="Times New Roman"/>
-                <w:color w:val="000000"/>
-                <w:sz w:val="20"/>
-                <w:szCs w:val="20"/>
-                <w:lang w:eastAsia="ru-RU"/>
-              </w:rPr>
-              <w:t>a.agreement</w:t>
-            </w:r>
-            <w:proofErr w:type="gramEnd"/>
-            <w:r>
-              <w:rPr>
-                <w:rFonts w:ascii="Times New Roman" w:eastAsia="Times New Roman" w:hAnsi="Times New Roman" w:cs="Times New Roman"/>
-                <w:color w:val="000000"/>
-                <w:sz w:val="20"/>
-                <w:szCs w:val="20"/>
-                <w:lang w:eastAsia="ru-RU"/>
-              </w:rPr>
-              <w:t>_date</w:t>
-            </w:r>
-            <w:proofErr w:type="spellEnd"/>
-            <w:r>
-              <w:rPr>
-                <w:rFonts w:ascii="Times New Roman" w:eastAsia="Times New Roman" w:hAnsi="Times New Roman" w:cs="Times New Roman"/>
-                <w:color w:val="000000"/>
-                <w:sz w:val="20"/>
-                <w:szCs w:val="20"/>
-                <w:lang w:eastAsia="ru-RU"/>
-              </w:rPr>
-              <w:t>}}</w:t>
-            </w:r>
-          </w:p>
-        </w:tc>
-        <w:tc>
-          <w:tcPr>
-            <w:tcW w:w="2126" w:type="dxa"/>
-            <w:vMerge/>
-            <w:vAlign w:val="center"/>
-            <w:hideMark/>
-          </w:tcPr>
-          <w:p>
-            <w:pPr>
-              <w:ind w:left="-567"/>
-              <w:rPr>
-                <w:sz w:val="20"/>
-                <w:szCs w:val="20"/>
-              </w:rPr>
-            </w:pPr>
-          </w:p>
-        </w:tc>
-      </w:tr>
-    </w:tbl>
-    <w:p>
-      <w:pPr>
-        <w:ind w:left="-567"/>
-        <w:rPr>
-          <w:sz w:val="20"/>
-          <w:szCs w:val="20"/>
-          <w:lang w:val="kk-KZ"/>
-        </w:rPr>
-      </w:pPr>
-    </w:p>
-    <w:p>
-      <w:pPr>
-        <w:ind w:left="-567"/>
-        <w:rPr>
-          <w:sz w:val="20"/>
-          <w:szCs w:val="20"/>
-          <w:lang w:val="ru-RU"/>
-        </w:rPr>
-      </w:pPr>
-      <w:r>
-        <w:rPr>
-          <w:sz w:val="20"/>
-          <w:szCs w:val="20"/>
-        </w:rPr>
-        <w:t xml:space="preserve">{%p </w:t>
-      </w:r>
-      <w:proofErr w:type="spellStart"/>
-      <w:r>
-        <w:rPr>
-          <w:sz w:val="20"/>
-          <w:szCs w:val="20"/>
-        </w:rPr>
-        <w:t>endfor</w:t>
-      </w:r>
-      <w:proofErr w:type="spellEnd"/>
-      <w:r>
-        <w:rPr>
-          <w:sz w:val="20"/>
-          <w:szCs w:val="20"/>
-        </w:rPr>
-        <w:t xml:space="preserve"> %}</w:t>
-      </w:r>
-    </w:p>
-    <w:p>
-      <w:pPr>
-        <w:rPr>
-          <w:rFonts w:ascii="Times New Roman" w:hAnsi="Times New Roman" w:cs="Times New Roman"/>
-        </w:rPr>
-      </w:pPr>
-    </w:p>
     <w:sectPr>
       <w:pgSz w:w="12240" w:h="15840"/>
       <w:pgMar w:top="993" w:right="758" w:bottom="284" w:left="1800" w:header="720" w:footer="720" w:gutter="0"/>
